--- a/5 React.js/19 Full With SupaBase/22 Handle File Change.docx
+++ b/5 React.js/19 Full With SupaBase/22 Handle File Change.docx
@@ -36,6 +36,11 @@
       <w:proofErr w:type="spellEnd"/>
       <w:r>
         <w:t xml:space="preserve"> install react-hot-toast</w:t>
+      </w:r>
+    </w:p>
+    <w:p>
+      <w:r>
+        <w:t>App</w:t>
       </w:r>
     </w:p>
     <w:p>
